--- a/信息可视化/Output/实验材料/信息可视化设计_实验认定表_实验1_零代码图表映射与分析.docx
+++ b/信息可视化/Output/实验材料/信息可视化设计_实验认定表_实验1_零代码图表映射与分析.docx
@@ -413,26 +413,10 @@
                 <w:sz w:val="24"/>
                 <w:szCs w:val="24"/>
               </w:rPr>
-              <w:t xml:space="preserve">是（ </w:t>
+              <w:t xml:space="preserve">是（ √ ）  否（   ）</w:t>
             </w:r>
             <w:bookmarkStart w:id="11" w:name="OLE_LINK15"/>
-            <w:r>
-              <w:rPr>
-                <w:rFonts w:ascii="SimSun" w:eastAsia="SimSun" w:hAnsi="SimSun" w:cs="Times New Roman" w:hint="eastAsia"/>
-                <w:sz w:val="24"/>
-                <w:szCs w:val="24"/>
-              </w:rPr>
-              <w:t>√</w:t>
-            </w:r>
             <w:bookmarkEnd w:id="11"/>
-            <w:r>
-              <w:rPr>
-                <w:rFonts w:ascii="SimSun" w:eastAsia="SimSun" w:hAnsi="SimSun" w:cs="Times New Roman" w:hint="eastAsia"/>
-                <w:sz w:val="24"/>
-                <w:szCs w:val="24"/>
-              </w:rPr>
-              <w:t xml:space="preserve"> ）  否（   ）</w:t>
-            </w:r>
           </w:p>
         </w:tc>
       </w:tr>
@@ -584,23 +568,7 @@
                 <w:spacing w:val="-8"/>
                 <w:sz w:val="22"/>
               </w:rPr>
-              <w:t>（</w:t>
-            </w:r>
-            <w:r>
-              <w:rPr>
-                <w:rFonts w:ascii="SimSun" w:eastAsia="SimSun" w:hAnsi="SimSun" w:cs="Times New Roman" w:hint="eastAsia"/>
-                <w:sz w:val="24"/>
-                <w:szCs w:val="24"/>
-              </w:rPr>
-              <w:t>教材</w:t>
-            </w:r>
-            <w:r>
-              <w:rPr>
-                <w:rFonts w:ascii="SimSun" w:eastAsia="SimSun" w:hAnsi="SimSun" w:cs="Times New Roman" w:hint="eastAsia"/>
-                <w:spacing w:val="-8"/>
-                <w:sz w:val="22"/>
-              </w:rPr>
-              <w:t>）</w:t>
+              <w:t xml:space="preserve">（教材）</w:t>
             </w:r>
           </w:p>
         </w:tc>
@@ -946,7 +914,7 @@
                 <w:sz w:val="24"/>
                 <w:szCs w:val="24"/>
               </w:rPr>
-              <w:t xml:space="preserve">通过 RawGraphs 零代码可视化平台体验多维数据的通道映射，运用视觉编码理论（Munzner Marks &amp; Channels）选择合理图表类型，完成具有视觉隐喻意图的静态可视化作品。</w:t>
+              <w:t xml:space="preserve">通过 RAWGraphs 零代码可视化平台体验多维数据的通道映射，完成具有视觉隐喻意图的静态可视化作品。</w:t>
             </w:r>
           </w:p>
         </w:tc>
